--- a/pcd_automation/processos/PCD_2026_000345678_001_Ricardo_Nunes_Pereira_2026-03-09/04_notificacao_testemunha.docx
+++ b/pcd_automation/processos/PCD_2026_000345678_001_Ricardo_Nunes_Pereira_2026-03-09/04_notificacao_testemunha.docx
@@ -444,7 +444,7 @@
           <w:sz w:val="22"/>
           <w:rtl w:val="0"/>
         </w:rPr>
-        <w:t xml:space="preserve">, lotado no 34º BPM no dia 18/03/2026, às 14 horas a sede do 34° BPM, situado a Praça Tiradentes, nº 50, Centro, Ouro Preto/MG, para ser ouvido na condição de testemunha.</w:t>
+        <w:t xml:space="preserve">, lotado no 34º BPM no dia 18/03/2026, às 14h00min a sede do 34° BPM, situado a Praça Tiradentes, nº 50, Centro, Ouro Preto/MG, para ser ouvido na condição de testemunha.</w:t>
       </w:r>
     </w:p>
     <w:p>
